--- a/documentos/Sectores peligrosos/sectores peligrosos.DOCX
+++ b/documentos/Sectores peligrosos/sectores peligrosos.DOCX
@@ -1020,7 +1020,39 @@
           <w:szCs w:val="21"/>
           <w:lang w:eastAsia="es-ES_tradnl"/>
         </w:rPr>
-        <w:t xml:space="preserve">Una vez enviada la muestra de la ENIGHUR se recibieron algunas observaciones con respecto a los índices de peligrosidad que se dan en determinadas zonas, lo que haría inviable el levantamiento de las encuestas en dichos territorios. Esto afectaría directamente a la cobertura y por tanto a las estimaciones que se deseen realizar, por lo que se propone realizar un ejercicio práctico que permita conocer más de cerca esta problemática y con ello los problemas e impactos que pueden ocasionar en la operación estadística. </w:t>
+        <w:t xml:space="preserve">Una vez enviada la muestra de la ENIGHUR se recibieron algunas observaciones con respecto a los índices de peligrosidad que se dan en determinadas zonas, lo que haría inviable el levantamiento de las encuestas en dichos territorios. Esto afectaría directamente a la cobertura y por tanto a las estimaciones que se deseen realizar, por lo que se propone realizar un ejercicio práctico que permita conocer más de cerca esta problemática y con ello los </w:t>
+      </w:r>
+      <w:r>
+        <w:rPr>
+          <w:rFonts w:ascii="Century Gothic" w:eastAsia="Times New Roman" w:hAnsi="Century Gothic" w:cs="Open Sans"/>
+          <w:color w:val="404040" w:themeColor="text1" w:themeTint="BF"/>
+          <w:sz w:val="22"/>
+          <w:szCs w:val="21"/>
+          <w:lang w:eastAsia="es-ES_tradnl"/>
+        </w:rPr>
+        <w:t xml:space="preserve">posibles impactos </w:t>
+      </w:r>
+      <w:r>
+        <w:rPr>
+          <w:rFonts w:ascii="Century Gothic" w:eastAsia="Times New Roman" w:hAnsi="Century Gothic" w:cs="Open Sans"/>
+          <w:color w:val="404040" w:themeColor="text1" w:themeTint="BF"/>
+          <w:sz w:val="22"/>
+          <w:szCs w:val="21"/>
+          <w:lang w:eastAsia="es-ES_tradnl"/>
+        </w:rPr>
+        <w:t>e</w:t>
+      </w:r>
+      <w:bookmarkStart w:id="0" w:name="_GoBack"/>
+      <w:bookmarkEnd w:id="0"/>
+      <w:r>
+        <w:rPr>
+          <w:rFonts w:ascii="Century Gothic" w:eastAsia="Times New Roman" w:hAnsi="Century Gothic" w:cs="Open Sans"/>
+          <w:color w:val="404040" w:themeColor="text1" w:themeTint="BF"/>
+          <w:sz w:val="22"/>
+          <w:szCs w:val="21"/>
+          <w:lang w:eastAsia="es-ES_tradnl"/>
+        </w:rPr>
+        <w:t xml:space="preserve">n la operación estadística. </w:t>
       </w:r>
     </w:p>
     <w:p>
@@ -2896,18 +2928,7 @@
           <w:sz w:val="32"/>
           <w:szCs w:val="32"/>
         </w:rPr>
-        <w:t xml:space="preserve">Pastaza </w:t>
-      </w:r>
-      <w:r>
-        <w:rPr>
-          <w:rFonts w:ascii="Century Gothic" w:hAnsi="Century Gothic"/>
-          <w:b/>
-          <w:bCs/>
-          <w:color w:val="20275D"/>
-          <w:sz w:val="32"/>
-          <w:szCs w:val="32"/>
-        </w:rPr>
-        <w:t>(Provincia)</w:t>
+        <w:t>Pastaza (Provincia)</w:t>
       </w:r>
     </w:p>
     <w:p>
@@ -4459,8 +4480,6 @@
           <w:szCs w:val="32"/>
         </w:rPr>
       </w:pPr>
-      <w:bookmarkStart w:id="0" w:name="_GoBack"/>
-      <w:bookmarkEnd w:id="0"/>
     </w:p>
     <w:p>
       <w:pPr>
@@ -4710,6 +4729,11 @@
         <w:docPartUnique/>
       </w:docPartObj>
     </w:sdtPr>
+    <w:sdtEndPr>
+      <w:rPr>
+        <w:rStyle w:val="Nmerodepgina"/>
+      </w:rPr>
+    </w:sdtEndPr>
     <w:sdtContent>
       <w:p>
         <w:pPr>
@@ -4763,6 +4787,11 @@
         <w:docPartUnique/>
       </w:docPartObj>
     </w:sdtPr>
+    <w:sdtEndPr>
+      <w:rPr>
+        <w:rStyle w:val="Nmerodepgina"/>
+      </w:rPr>
+    </w:sdtEndPr>
     <w:sdtContent>
       <w:p>
         <w:pPr>
@@ -8214,7 +8243,7 @@
 </file>
 
 <file path=customXml/itemProps1.xml><?xml version="1.0" encoding="utf-8"?>
-<ds:datastoreItem xmlns:ds="http://schemas.openxmlformats.org/officeDocument/2006/customXml" ds:itemID="{500213C1-6762-4D53-8398-4D6F675CFA33}">
+<ds:datastoreItem xmlns:ds="http://schemas.openxmlformats.org/officeDocument/2006/customXml" ds:itemID="{777E7DD1-EF61-4404-B87B-BDC59E9D27E2}">
   <ds:schemaRefs>
     <ds:schemaRef ds:uri="http://schemas.openxmlformats.org/officeDocument/2006/bibliography"/>
   </ds:schemaRefs>

--- a/documentos/Sectores peligrosos/sectores peligrosos.DOCX
+++ b/documentos/Sectores peligrosos/sectores peligrosos.DOCX
@@ -1040,19 +1040,7 @@
           <w:szCs w:val="21"/>
           <w:lang w:eastAsia="es-ES_tradnl"/>
         </w:rPr>
-        <w:t>e</w:t>
-      </w:r>
-      <w:bookmarkStart w:id="0" w:name="_GoBack"/>
-      <w:bookmarkEnd w:id="0"/>
-      <w:r>
-        <w:rPr>
-          <w:rFonts w:ascii="Century Gothic" w:eastAsia="Times New Roman" w:hAnsi="Century Gothic" w:cs="Open Sans"/>
-          <w:color w:val="404040" w:themeColor="text1" w:themeTint="BF"/>
-          <w:sz w:val="22"/>
-          <w:szCs w:val="21"/>
-          <w:lang w:eastAsia="es-ES_tradnl"/>
-        </w:rPr>
-        <w:t xml:space="preserve">n la operación estadística. </w:t>
+        <w:t xml:space="preserve">en la operación estadística. </w:t>
       </w:r>
     </w:p>
     <w:p>
@@ -3509,6 +3497,7 @@
           <w:lang w:eastAsia="es-ES_tradnl"/>
         </w:rPr>
       </w:pPr>
+      <w:bookmarkStart w:id="0" w:name="_GoBack"/>
       <w:r>
         <w:rPr>
           <w:noProof/>
@@ -3517,14 +3506,14 @@
         <w:drawing>
           <wp:anchor distT="0" distB="0" distL="114300" distR="114300" simplePos="0" relativeHeight="251683840" behindDoc="0" locked="0" layoutInCell="1" allowOverlap="1" wp14:anchorId="553F3F1B" wp14:editId="7664C80C">
             <wp:simplePos x="0" y="0"/>
-            <wp:positionH relativeFrom="column">
-              <wp:posOffset>968829</wp:posOffset>
+            <wp:positionH relativeFrom="margin">
+              <wp:align>right</wp:align>
             </wp:positionH>
             <wp:positionV relativeFrom="paragraph">
-              <wp:posOffset>5625</wp:posOffset>
+              <wp:posOffset>8255</wp:posOffset>
             </wp:positionV>
-            <wp:extent cx="3298190" cy="1824355"/>
-            <wp:effectExtent l="0" t="0" r="0" b="4445"/>
+            <wp:extent cx="4932045" cy="2727960"/>
+            <wp:effectExtent l="0" t="0" r="1905" b="0"/>
             <wp:wrapSquare wrapText="bothSides"/>
             <wp:docPr id="10" name="Imagen 10"/>
             <wp:cNvGraphicFramePr>
@@ -3552,7 +3541,7 @@
                   <pic:spPr>
                     <a:xfrm>
                       <a:off x="0" y="0"/>
-                      <a:ext cx="3298190" cy="1824355"/>
+                      <a:ext cx="4932045" cy="2727960"/>
                     </a:xfrm>
                     <a:prstGeom prst="rect">
                       <a:avLst/>
@@ -3570,6 +3559,7 @@
           </wp:anchor>
         </w:drawing>
       </w:r>
+      <w:bookmarkEnd w:id="0"/>
     </w:p>
     <w:p>
       <w:pPr>
@@ -8243,7 +8233,7 @@
 </file>
 
 <file path=customXml/itemProps1.xml><?xml version="1.0" encoding="utf-8"?>
-<ds:datastoreItem xmlns:ds="http://schemas.openxmlformats.org/officeDocument/2006/customXml" ds:itemID="{777E7DD1-EF61-4404-B87B-BDC59E9D27E2}">
+<ds:datastoreItem xmlns:ds="http://schemas.openxmlformats.org/officeDocument/2006/customXml" ds:itemID="{3D476F07-E571-4957-AD96-7ED9F3F163FB}">
   <ds:schemaRefs>
     <ds:schemaRef ds:uri="http://schemas.openxmlformats.org/officeDocument/2006/bibliography"/>
   </ds:schemaRefs>
